--- a/docs/InventoryManagementSystem_SandhyaSapkota_USC_UCT.docx
+++ b/docs/InventoryManagementSystem_SandhyaSapkota_USC_UCT.docx
@@ -3955,7 +3955,7 @@
           </mc:Choice>
           <mc:Fallback>
             <w:pict>
-              <v:oval w14:anchorId="6052FCD3" id="Oval 50" o:spid="_x0000_s1026" style="position:absolute;margin-left:172.9pt;margin-top:-34.5pt;width:137.35pt;height:132.15pt;z-index:251653632;visibility:visible;mso-wrap-style:square;mso-width-percent:0;mso-height-percent:0;mso-wrap-distance-left:9pt;mso-wrap-distance-top:0;mso-wrap-distance-right:9pt;mso-wrap-distance-bottom:0;mso-position-horizontal:absolute;mso-position-horizontal-relative:text;mso-position-vertical:absolute;mso-position-vertical-relative:text;mso-width-percent:0;mso-height-percent:0;mso-width-relative:page;mso-height-relative:page;v-text-anchor:middle" o:gfxdata="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" fillcolor="white [3212]" stroked="f" strokeweight="2pt">
+              <v:oval w14:anchorId="66D54293" id="Oval 50" o:spid="_x0000_s1026" style="position:absolute;margin-left:172.9pt;margin-top:-34.5pt;width:137.35pt;height:132.15pt;z-index:251653632;visibility:visible;mso-wrap-style:square;mso-width-percent:0;mso-height-percent:0;mso-wrap-distance-left:9pt;mso-wrap-distance-top:0;mso-wrap-distance-right:9pt;mso-wrap-distance-bottom:0;mso-position-horizontal:absolute;mso-position-horizontal-relative:text;mso-position-vertical:absolute;mso-position-vertical-relative:text;mso-width-percent:0;mso-height-percent:0;mso-width-relative:page;mso-height-relative:page;v-text-anchor:middle" o:gfxdata="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" fillcolor="white [3212]" stroked="f" strokeweight="2pt">
                 <v:shadow on="t" type="perspective" color="black" opacity="6553f" offset="0,0" matrix="66847f,,,66847f"/>
               </v:oval>
             </w:pict>
@@ -4042,7 +4042,7 @@
           </mc:Choice>
           <mc:Fallback>
             <w:pict>
-              <v:oval w14:anchorId="0FCE6F01" id="Oval 51" o:spid="_x0000_s1026" style="position:absolute;margin-left:178.85pt;margin-top:-29.7pt;width:127.5pt;height:123.35pt;z-index:251654656;visibility:visible;mso-wrap-style:square;mso-width-percent:0;mso-height-percent:0;mso-wrap-distance-left:9pt;mso-wrap-distance-top:0;mso-wrap-distance-right:9pt;mso-wrap-distance-bottom:0;mso-position-horizontal:absolute;mso-position-horizontal-relative:text;mso-position-vertical:absolute;mso-position-vertical-relative:text;mso-width-percent:0;mso-height-percent:0;mso-width-relative:page;mso-height-relative:page;v-text-anchor:middle" o:gfxdata="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" fillcolor="#00b050" stroked="f" strokeweight="2pt"/>
+              <v:oval w14:anchorId="2C8D0BF3" id="Oval 51" o:spid="_x0000_s1026" style="position:absolute;margin-left:178.85pt;margin-top:-29.7pt;width:127.5pt;height:123.35pt;z-index:251654656;visibility:visible;mso-wrap-style:square;mso-width-percent:0;mso-height-percent:0;mso-wrap-distance-left:9pt;mso-wrap-distance-top:0;mso-wrap-distance-right:9pt;mso-wrap-distance-bottom:0;mso-position-horizontal:absolute;mso-position-horizontal-relative:text;mso-position-vertical:absolute;mso-position-vertical-relative:text;mso-width-percent:0;mso-height-percent:0;mso-width-relative:page;mso-height-relative:page;v-text-anchor:middle" o:gfxdata="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" fillcolor="#00b050" stroked="f" strokeweight="2pt"/>
             </w:pict>
           </mc:Fallback>
         </mc:AlternateContent>
@@ -4124,7 +4124,7 @@
           </mc:Choice>
           <mc:Fallback>
             <w:pict>
-              <v:line w14:anchorId="0E2A3C5A" id="Straight Connector 53" o:spid="_x0000_s1026" style="position:absolute;flip:y;z-index:251655680;visibility:visible;mso-wrap-style:square;mso-width-percent:0;mso-height-percent:0;mso-wrap-distance-left:9pt;mso-wrap-distance-top:0;mso-wrap-distance-right:9pt;mso-wrap-distance-bottom:0;mso-position-horizontal:absolute;mso-position-horizontal-relative:text;mso-position-vertical:absolute;mso-position-vertical-relative:text;mso-width-percent:0;mso-height-percent:0;mso-width-relative:page;mso-height-relative:page" from="109.8pt,28.6pt" to="173.25pt,80.45pt" o:gfxdata="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" strokecolor="#ff5969" strokeweight="4.5pt">
+              <v:line w14:anchorId="59E3E1B4" id="Straight Connector 53" o:spid="_x0000_s1026" style="position:absolute;flip:y;z-index:251655680;visibility:visible;mso-wrap-style:square;mso-width-percent:0;mso-height-percent:0;mso-wrap-distance-left:9pt;mso-wrap-distance-top:0;mso-wrap-distance-right:9pt;mso-wrap-distance-bottom:0;mso-position-horizontal:absolute;mso-position-horizontal-relative:text;mso-position-vertical:absolute;mso-position-vertical-relative:text;mso-width-percent:0;mso-height-percent:0;mso-width-relative:page;mso-height-relative:page" from="109.8pt,28.6pt" to="173.25pt,80.45pt" o:gfxdata="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" strokecolor="#ff5969" strokeweight="4.5pt">
                 <o:lock v:ext="edit" shapetype="f"/>
               </v:line>
             </w:pict>
@@ -4275,7 +4275,7 @@
           </mc:Choice>
           <mc:Fallback>
             <w:pict>
-              <v:line w14:anchorId="73E89F1D" id="Straight Connector 60" o:spid="_x0000_s1026" style="position:absolute;flip:x y;z-index:251660800;visibility:visible;mso-wrap-style:square;mso-width-percent:0;mso-height-percent:0;mso-wrap-distance-left:9pt;mso-wrap-distance-top:0;mso-wrap-distance-right:9pt;mso-wrap-distance-bottom:0;mso-position-horizontal:absolute;mso-position-horizontal-relative:text;mso-position-vertical:absolute;mso-position-vertical-relative:text;mso-width-percent:0;mso-height-percent:0;mso-width-relative:page;mso-height-relative:page" from="310.35pt,27.35pt" to="371.55pt,72.2pt" o:gfxdata="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" strokecolor="#ff5969" strokeweight="4.5pt">
+              <v:line w14:anchorId="3D657C88" id="Straight Connector 60" o:spid="_x0000_s1026" style="position:absolute;flip:x y;z-index:251660800;visibility:visible;mso-wrap-style:square;mso-width-percent:0;mso-height-percent:0;mso-wrap-distance-left:9pt;mso-wrap-distance-top:0;mso-wrap-distance-right:9pt;mso-wrap-distance-bottom:0;mso-position-horizontal:absolute;mso-position-horizontal-relative:text;mso-position-vertical:absolute;mso-position-vertical-relative:text;mso-width-percent:0;mso-height-percent:0;mso-width-relative:page;mso-height-relative:page" from="310.35pt,27.35pt" to="371.55pt,72.2pt" o:gfxdata="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" strokecolor="#ff5969" strokeweight="4.5pt">
                 <o:lock v:ext="edit" shapetype="f"/>
               </v:line>
             </w:pict>
@@ -4369,7 +4369,7 @@
           </mc:Choice>
           <mc:Fallback>
             <w:pict>
-              <v:oval w14:anchorId="3362AD85" id="Oval 54" o:spid="_x0000_s1026" style="position:absolute;margin-left:41.05pt;margin-top:166.5pt;width:90pt;height:90pt;z-index:251656704;visibility:visible;mso-wrap-style:square;mso-width-percent:0;mso-height-percent:0;mso-wrap-distance-left:9pt;mso-wrap-distance-top:0;mso-wrap-distance-right:9pt;mso-wrap-distance-bottom:0;mso-position-horizontal:absolute;mso-position-horizontal-relative:text;mso-position-vertical:absolute;mso-position-vertical-relative:text;mso-width-percent:0;mso-height-percent:0;mso-width-relative:page;mso-height-relative:page;v-text-anchor:middle" o:gfxdata="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" filled="f" stroked="f" strokeweight="2pt">
+              <v:oval w14:anchorId="2E904FF4" id="Oval 54" o:spid="_x0000_s1026" style="position:absolute;margin-left:41.05pt;margin-top:166.5pt;width:90pt;height:90pt;z-index:251656704;visibility:visible;mso-wrap-style:square;mso-width-percent:0;mso-height-percent:0;mso-wrap-distance-left:9pt;mso-wrap-distance-top:0;mso-wrap-distance-right:9pt;mso-wrap-distance-bottom:0;mso-position-horizontal:absolute;mso-position-horizontal-relative:text;mso-position-vertical:absolute;mso-position-vertical-relative:text;mso-width-percent:0;mso-height-percent:0;mso-width-relative:page;mso-height-relative:page;v-text-anchor:middle" o:gfxdata="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" filled="f" stroked="f" strokeweight="2pt">
                 <v:shadow on="t" type="perspective" color="#5a5a5a [2109]" opacity="13107f" offset="0,0" matrix="66191f,,,66191f"/>
               </v:oval>
             </w:pict>
@@ -4530,7 +4530,7 @@
           </mc:Choice>
           <mc:Fallback>
             <w:pict>
-              <v:shape w14:anchorId="7400A9CA" id="Arc 55" o:spid="_x0000_s1026" style="position:absolute;margin-left:22.1pt;margin-top:19pt;width:106.6pt;height:106.6pt;rotation:135;z-index:251657728;visibility:visible;mso-wrap-style:square;mso-width-percent:0;mso-height-percent:0;mso-wrap-distance-left:9pt;mso-wrap-distance-top:0;mso-wrap-distance-right:9pt;mso-wrap-distance-bottom:0;mso-position-horizontal:absolute;mso-position-horizontal-relative:text;mso-position-vertical:absolute;mso-position-vertical-relative:text;mso-width-percent:0;mso-height-percent:0;mso-width-relative:page;mso-height-relative:page;v-text-anchor:middle" coordsize="1353774,1353774" o:gfxdata="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" path="m191567,205039nsc363169,28537,617067,-40886,854602,23746v237535,64631,421255,253127,479771,492242c1392889,755103,1316975,1007136,1136128,1174153l676887,676887,191567,205039xem191567,205039nfc363169,28537,617067,-40886,854602,23746v237535,64631,421255,253127,479771,492242c1392889,755103,1316975,1007136,1136128,1174153e" filled="f" strokecolor="#00b050" strokeweight="1.5pt">
+              <v:shape w14:anchorId="6BAD4904" id="Arc 55" o:spid="_x0000_s1026" style="position:absolute;margin-left:22.1pt;margin-top:19pt;width:106.6pt;height:106.6pt;rotation:135;z-index:251657728;visibility:visible;mso-wrap-style:square;mso-width-percent:0;mso-height-percent:0;mso-wrap-distance-left:9pt;mso-wrap-distance-top:0;mso-wrap-distance-right:9pt;mso-wrap-distance-bottom:0;mso-position-horizontal:absolute;mso-position-horizontal-relative:text;mso-position-vertical:absolute;mso-position-vertical-relative:text;mso-width-percent:0;mso-height-percent:0;mso-width-relative:page;mso-height-relative:page;v-text-anchor:middle" coordsize="1353774,1353774" o:gfxdata="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" path="m191567,205039nsc363169,28537,617067,-40886,854602,23746v237535,64631,421255,253127,479771,492242c1392889,755103,1316975,1007136,1136128,1174153l676887,676887,191567,205039xem191567,205039nfc363169,28537,617067,-40886,854602,23746v237535,64631,421255,253127,479771,492242c1392889,755103,1316975,1007136,1136128,1174153e" filled="f" strokecolor="#00b050" strokeweight="1.5pt">
                 <v:path arrowok="t" o:connecttype="custom" o:connectlocs="191574,205046;854631,23747;1334418,516006;1136167,1174193" o:connectangles="0,0,0,0"/>
               </v:shape>
             </w:pict>
@@ -4687,7 +4687,7 @@
           </mc:Choice>
           <mc:Fallback>
             <w:pict>
-              <v:oval w14:anchorId="0CD709F1" id="Oval 58" o:spid="_x0000_s1026" style="position:absolute;margin-left:354.65pt;margin-top:.9pt;width:90pt;height:90pt;z-index:251659776;visibility:visible;mso-wrap-style:square;mso-width-percent:0;mso-height-percent:0;mso-wrap-distance-left:9pt;mso-wrap-distance-top:0;mso-wrap-distance-right:9pt;mso-wrap-distance-bottom:0;mso-position-horizontal:absolute;mso-position-horizontal-relative:text;mso-position-vertical:absolute;mso-position-vertical-relative:text;mso-width-percent:0;mso-height-percent:0;mso-width-relative:page;mso-height-relative:page;v-text-anchor:middle" o:gfxdata="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" fillcolor="#f2f2f2 [3052]" stroked="f" strokeweight="2pt">
+              <v:oval w14:anchorId="6B3C106A" id="Oval 58" o:spid="_x0000_s1026" style="position:absolute;margin-left:354.65pt;margin-top:.9pt;width:90pt;height:90pt;z-index:251659776;visibility:visible;mso-wrap-style:square;mso-width-percent:0;mso-height-percent:0;mso-wrap-distance-left:9pt;mso-wrap-distance-top:0;mso-wrap-distance-right:9pt;mso-wrap-distance-bottom:0;mso-position-horizontal:absolute;mso-position-horizontal-relative:text;mso-position-vertical:absolute;mso-position-vertical-relative:text;mso-width-percent:0;mso-height-percent:0;mso-width-relative:page;mso-height-relative:page;v-text-anchor:middle" o:gfxdata="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" fillcolor="#f2f2f2 [3052]" stroked="f" strokeweight="2pt">
                 <v:shadow on="t" type="perspective" color="#5a5a5a [2109]" opacity="13107f" offset="0,0" matrix="66191f,,,66191f"/>
               </v:oval>
             </w:pict>
@@ -5276,7 +5276,7 @@
           </mc:Choice>
           <mc:Fallback>
             <w:pict>
-              <v:group w14:anchorId="65BD2EEC" id="Group 5" o:spid="_x0000_s1026" style="position:absolute;margin-left:-53.25pt;margin-top:24.85pt;width:564.75pt;height:107.25pt;z-index:251664896" coordsize="121094,26266" o:gfxdata="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">
+              <v:group w14:anchorId="5227B5F6" id="Group 5" o:spid="_x0000_s1026" style="position:absolute;margin-left:-53.25pt;margin-top:24.85pt;width:564.75pt;height:107.25pt;z-index:251664896" coordsize="121094,26266" o:gfxdata="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">
                 <v:shapetype id="_x0000_t75" coordsize="21600,21600" o:spt="75" o:preferrelative="t" path="m@4@5l@4@11@9@11@9@5xe" filled="f" stroked="f">
                   <v:stroke joinstyle="miter"/>
                   <v:formulas>
@@ -6570,27 +6570,36 @@
         </w:rPr>
         <w:t xml:space="preserve">(GitHub link): </w:t>
       </w:r>
-      <w:r>
-        <w:rPr>
-          <w:rFonts w:ascii="Calibri" w:hAnsi="Calibri"/>
-          <w:sz w:val="24"/>
-        </w:rPr>
-        <w:t>https:</w:t>
-      </w:r>
-      <w:r>
-        <w:rPr>
-          <w:rFonts w:ascii="Calibri" w:hAnsi="Calibri"/>
-          <w:sz w:val="24"/>
-        </w:rPr>
-        <w:t xml:space="preserve"> </w:t>
-      </w:r>
-      <w:r>
-        <w:rPr>
-          <w:rFonts w:ascii="Calibri" w:hAnsi="Calibri"/>
-          <w:sz w:val="24"/>
-        </w:rPr>
-        <w:t>https://github.com/sandhyasapkota/upskillcampus.git</w:t>
-      </w:r>
+      <w:hyperlink r:id="rId47" w:history="1">
+        <w:proofErr w:type="spellStart"/>
+        <w:r>
+          <w:rPr>
+            <w:rStyle w:val="Hyperlink"/>
+            <w:rFonts w:ascii="Calibri" w:hAnsi="Calibri"/>
+            <w:sz w:val="24"/>
+          </w:rPr>
+          <w:t>sandhyasapkota</w:t>
+        </w:r>
+        <w:proofErr w:type="spellEnd"/>
+        <w:r>
+          <w:rPr>
+            <w:rStyle w:val="Hyperlink"/>
+            <w:rFonts w:ascii="Calibri" w:hAnsi="Calibri"/>
+            <w:sz w:val="24"/>
+          </w:rPr>
+          <w:t>/</w:t>
+        </w:r>
+        <w:proofErr w:type="spellStart"/>
+        <w:r>
+          <w:rPr>
+            <w:rStyle w:val="Hyperlink"/>
+            <w:rFonts w:ascii="Calibri" w:hAnsi="Calibri"/>
+            <w:sz w:val="24"/>
+          </w:rPr>
+          <w:t>upskillcampus</w:t>
+        </w:r>
+        <w:proofErr w:type="spellEnd"/>
+      </w:hyperlink>
     </w:p>
     <w:p>
       <w:pPr>
@@ -6598,6 +6607,7 @@
       </w:pPr>
       <w:bookmarkStart w:id="19" w:name="_Toc242042431"/>
       <w:r>
+        <w:lastRenderedPageBreak/>
         <w:t>Report submission (</w:t>
       </w:r>
       <w:r>
@@ -6635,6 +6645,60 @@
         </w:rPr>
         <w:t xml:space="preserve">): </w:t>
       </w:r>
+      <w:hyperlink r:id="rId48" w:history="1">
+        <w:r>
+          <w:rPr>
+            <w:rStyle w:val="Hyperlink"/>
+            <w:rFonts w:ascii="Calibri" w:hAnsi="Calibri"/>
+            <w:sz w:val="24"/>
+          </w:rPr>
+          <w:t>upskillcampus/docs/InventoryManagementSystem_SandhyaSapkota_USC_UCT.</w:t>
+        </w:r>
+        <w:r>
+          <w:rPr>
+            <w:rStyle w:val="Hyperlink"/>
+            <w:rFonts w:ascii="Calibri" w:hAnsi="Calibri"/>
+            <w:sz w:val="24"/>
+          </w:rPr>
+          <w:t>pdf</w:t>
+        </w:r>
+        <w:r>
+          <w:rPr>
+            <w:rStyle w:val="Hyperlink"/>
+            <w:rFonts w:ascii="Calibri" w:hAnsi="Calibri"/>
+            <w:sz w:val="24"/>
+          </w:rPr>
+          <w:t xml:space="preserve"> at main · </w:t>
+        </w:r>
+        <w:proofErr w:type="spellStart"/>
+        <w:r>
+          <w:rPr>
+            <w:rStyle w:val="Hyperlink"/>
+            <w:rFonts w:ascii="Calibri" w:hAnsi="Calibri"/>
+            <w:sz w:val="24"/>
+          </w:rPr>
+          <w:t>sandhyasapkota</w:t>
+        </w:r>
+        <w:proofErr w:type="spellEnd"/>
+        <w:r>
+          <w:rPr>
+            <w:rStyle w:val="Hyperlink"/>
+            <w:rFonts w:ascii="Calibri" w:hAnsi="Calibri"/>
+            <w:sz w:val="24"/>
+          </w:rPr>
+          <w:t>/</w:t>
+        </w:r>
+        <w:proofErr w:type="spellStart"/>
+        <w:r>
+          <w:rPr>
+            <w:rStyle w:val="Hyperlink"/>
+            <w:rFonts w:ascii="Calibri" w:hAnsi="Calibri"/>
+            <w:sz w:val="24"/>
+          </w:rPr>
+          <w:t>upskillcampus</w:t>
+        </w:r>
+        <w:proofErr w:type="spellEnd"/>
+      </w:hyperlink>
     </w:p>
     <w:p>
       <w:pPr>
@@ -6645,7 +6709,6 @@
       </w:pPr>
       <w:bookmarkStart w:id="20" w:name="_Toc242042432"/>
       <w:r>
-        <w:lastRenderedPageBreak/>
         <w:t>Proposed D</w:t>
       </w:r>
       <w:r>
@@ -6901,7 +6964,7 @@
                     <pic:cNvPicPr/>
                   </pic:nvPicPr>
                   <pic:blipFill>
-                    <a:blip r:embed="rId47"/>
+                    <a:blip r:embed="rId49"/>
                     <a:stretch>
                       <a:fillRect/>
                     </a:stretch>
@@ -6944,6 +7007,7 @@
           <w:rFonts w:ascii="Calibri" w:hAnsi="Calibri"/>
           <w:sz w:val="24"/>
         </w:rPr>
+        <w:lastRenderedPageBreak/>
         <w:t>A user submits a form or requests a page. Flask loads the session user, checks access and form tokens where required, validates input, and queries or updates SQLite. The response is rendered as HTML or delivered as a CSV download.</w:t>
       </w:r>
     </w:p>
@@ -7038,7 +7102,6 @@
       </w:pPr>
       <w:bookmarkStart w:id="22" w:name="_Toc242042434"/>
       <w:r>
-        <w:lastRenderedPageBreak/>
         <w:t>Low</w:t>
       </w:r>
       <w:r>
@@ -7228,7 +7291,7 @@
                     <pic:cNvPicPr/>
                   </pic:nvPicPr>
                   <pic:blipFill>
-                    <a:blip r:embed="rId48"/>
+                    <a:blip r:embed="rId50"/>
                     <a:stretch>
                       <a:fillRect/>
                     </a:stretch>
@@ -7301,6 +7364,7 @@
           <w:rFonts w:ascii="Calibri" w:hAnsi="Calibri"/>
           <w:sz w:val="24"/>
         </w:rPr>
+        <w:lastRenderedPageBreak/>
         <w:t>2. Validate product ID, direction, positive integer quantity, and note length.</w:t>
       </w:r>
     </w:p>
@@ -7349,7 +7413,6 @@
           <w:rFonts w:ascii="Calibri" w:hAnsi="Calibri"/>
           <w:sz w:val="24"/>
         </w:rPr>
-        <w:lastRenderedPageBreak/>
         <w:t>6. Reject the operation and roll back if no product matches those conditions.</w:t>
       </w:r>
     </w:p>
@@ -7399,7 +7462,7 @@
                     <pic:cNvPicPr/>
                   </pic:nvPicPr>
                   <pic:blipFill>
-                    <a:blip r:embed="rId49"/>
+                    <a:blip r:embed="rId51"/>
                     <a:stretch>
                       <a:fillRect/>
                     </a:stretch>
@@ -7659,6 +7722,7 @@
               <w:rPr>
                 <w:sz w:val="21"/>
               </w:rPr>
+              <w:lastRenderedPageBreak/>
               <w:t>/products/new</w:t>
             </w:r>
           </w:p>
@@ -7835,7 +7899,6 @@
               <w:rPr>
                 <w:sz w:val="21"/>
               </w:rPr>
-              <w:lastRenderedPageBreak/>
               <w:t>/movements</w:t>
             </w:r>
           </w:p>
@@ -8046,117 +8109,6 @@
                     <pic:cNvPicPr/>
                   </pic:nvPicPr>
                   <pic:blipFill>
-                    <a:blip r:embed="rId50"/>
-                    <a:stretch>
-                      <a:fillRect/>
-                    </a:stretch>
-                  </pic:blipFill>
-                  <pic:spPr>
-                    <a:xfrm>
-                      <a:off x="0" y="0"/>
-                      <a:ext cx="5486400" cy="3291840"/>
-                    </a:xfrm>
-                    <a:prstGeom prst="rect">
-                      <a:avLst/>
-                    </a:prstGeom>
-                  </pic:spPr>
-                </pic:pic>
-              </a:graphicData>
-            </a:graphic>
-          </wp:inline>
-        </w:drawing>
-      </w:r>
-    </w:p>
-    <w:p>
-      <w:pPr>
-        <w:jc w:val="center"/>
-      </w:pPr>
-      <w:r>
-        <w:rPr>
-          <w:rFonts w:ascii="Calibri" w:hAnsi="Calibri"/>
-          <w:sz w:val="21"/>
-        </w:rPr>
-        <w:t>Figure 4. Stockroom dashboard with metrics and low-stock alerts.</w:t>
-      </w:r>
-    </w:p>
-    <w:p>
-      <w:pPr>
-        <w:jc w:val="center"/>
-      </w:pPr>
-      <w:r>
-        <w:rPr>
-          <w:noProof/>
-        </w:rPr>
-        <w:lastRenderedPageBreak/>
-        <w:drawing>
-          <wp:inline distT="0" distB="0" distL="0" distR="0" wp14:anchorId="76A155DC" wp14:editId="523C517F">
-            <wp:extent cx="5486400" cy="3291840"/>
-            <wp:effectExtent l="0" t="0" r="0" b="0"/>
-            <wp:docPr id="12" name="products.png" descr="A screenshot of a computer&#10;&#10;Description automatically generated"/>
-            <wp:cNvGraphicFramePr/>
-            <a:graphic xmlns:a="http://schemas.openxmlformats.org/drawingml/2006/main">
-              <a:graphicData uri="http://schemas.openxmlformats.org/drawingml/2006/picture">
-                <pic:pic xmlns:pic="http://schemas.openxmlformats.org/drawingml/2006/picture">
-                  <pic:nvPicPr>
-                    <pic:cNvPr id="12" name="products.png" descr="A screenshot of a computer&#10;&#10;Description automatically generated"/>
-                    <pic:cNvPicPr/>
-                  </pic:nvPicPr>
-                  <pic:blipFill>
-                    <a:blip r:embed="rId51"/>
-                    <a:stretch>
-                      <a:fillRect/>
-                    </a:stretch>
-                  </pic:blipFill>
-                  <pic:spPr>
-                    <a:xfrm>
-                      <a:off x="0" y="0"/>
-                      <a:ext cx="5486400" cy="3291840"/>
-                    </a:xfrm>
-                    <a:prstGeom prst="rect">
-                      <a:avLst/>
-                    </a:prstGeom>
-                  </pic:spPr>
-                </pic:pic>
-              </a:graphicData>
-            </a:graphic>
-          </wp:inline>
-        </w:drawing>
-      </w:r>
-    </w:p>
-    <w:p>
-      <w:pPr>
-        <w:jc w:val="center"/>
-      </w:pPr>
-      <w:r>
-        <w:rPr>
-          <w:rFonts w:ascii="Calibri" w:hAnsi="Calibri"/>
-          <w:sz w:val="21"/>
-        </w:rPr>
-        <w:t>Figure 5. Product catalog with searchable stock status.</w:t>
-      </w:r>
-    </w:p>
-    <w:p>
-      <w:pPr>
-        <w:jc w:val="center"/>
-      </w:pPr>
-      <w:r>
-        <w:rPr>
-          <w:noProof/>
-        </w:rPr>
-        <w:drawing>
-          <wp:inline distT="0" distB="0" distL="0" distR="0" wp14:anchorId="77860371" wp14:editId="5CDB8DB0">
-            <wp:extent cx="5486400" cy="3291840"/>
-            <wp:effectExtent l="0" t="0" r="0" b="0"/>
-            <wp:docPr id="13" name="stock-movement.png" descr="A screenshot of a computer&#10;&#10;Description automatically generated"/>
-            <wp:cNvGraphicFramePr/>
-            <a:graphic xmlns:a="http://schemas.openxmlformats.org/drawingml/2006/main">
-              <a:graphicData uri="http://schemas.openxmlformats.org/drawingml/2006/picture">
-                <pic:pic xmlns:pic="http://schemas.openxmlformats.org/drawingml/2006/picture">
-                  <pic:nvPicPr>
-                    <pic:cNvPr id="13" name="stock-movement.png" descr="A screenshot of a computer&#10;&#10;Description automatically generated"/>
-                    <pic:cNvPicPr/>
-                  </pic:nvPicPr>
-                  <pic:blipFill>
                     <a:blip r:embed="rId52"/>
                     <a:stretch>
                       <a:fillRect/>
@@ -8187,7 +8139,7 @@
           <w:rFonts w:ascii="Calibri" w:hAnsi="Calibri"/>
           <w:sz w:val="21"/>
         </w:rPr>
-        <w:t>Figure 6. Stock receipt form with transaction reason.</w:t>
+        <w:t>Figure 4. Stockroom dashboard with metrics and low-stock alerts.</w:t>
       </w:r>
     </w:p>
     <w:p>
@@ -8200,16 +8152,16 @@
         </w:rPr>
         <w:lastRenderedPageBreak/>
         <w:drawing>
-          <wp:inline distT="0" distB="0" distL="0" distR="0" wp14:anchorId="68228880" wp14:editId="6F0F641A">
+          <wp:inline distT="0" distB="0" distL="0" distR="0" wp14:anchorId="76A155DC" wp14:editId="523C517F">
             <wp:extent cx="5486400" cy="3291840"/>
             <wp:effectExtent l="0" t="0" r="0" b="0"/>
-            <wp:docPr id="14" name="activity-log.png" descr="A screenshot of a computer&#10;&#10;Description automatically generated"/>
+            <wp:docPr id="12" name="products.png" descr="A screenshot of a computer&#10;&#10;Description automatically generated"/>
             <wp:cNvGraphicFramePr/>
             <a:graphic xmlns:a="http://schemas.openxmlformats.org/drawingml/2006/main">
               <a:graphicData uri="http://schemas.openxmlformats.org/drawingml/2006/picture">
                 <pic:pic xmlns:pic="http://schemas.openxmlformats.org/drawingml/2006/picture">
                   <pic:nvPicPr>
-                    <pic:cNvPr id="14" name="activity-log.png" descr="A screenshot of a computer&#10;&#10;Description automatically generated"/>
+                    <pic:cNvPr id="12" name="products.png" descr="A screenshot of a computer&#10;&#10;Description automatically generated"/>
                     <pic:cNvPicPr/>
                   </pic:nvPicPr>
                   <pic:blipFill>
@@ -8243,6 +8195,117 @@
           <w:rFonts w:ascii="Calibri" w:hAnsi="Calibri"/>
           <w:sz w:val="21"/>
         </w:rPr>
+        <w:t>Figure 5. Product catalog with searchable stock status.</w:t>
+      </w:r>
+    </w:p>
+    <w:p>
+      <w:pPr>
+        <w:jc w:val="center"/>
+      </w:pPr>
+      <w:r>
+        <w:rPr>
+          <w:noProof/>
+        </w:rPr>
+        <w:drawing>
+          <wp:inline distT="0" distB="0" distL="0" distR="0" wp14:anchorId="77860371" wp14:editId="5CDB8DB0">
+            <wp:extent cx="5486400" cy="3291840"/>
+            <wp:effectExtent l="0" t="0" r="0" b="0"/>
+            <wp:docPr id="13" name="stock-movement.png" descr="A screenshot of a computer&#10;&#10;Description automatically generated"/>
+            <wp:cNvGraphicFramePr/>
+            <a:graphic xmlns:a="http://schemas.openxmlformats.org/drawingml/2006/main">
+              <a:graphicData uri="http://schemas.openxmlformats.org/drawingml/2006/picture">
+                <pic:pic xmlns:pic="http://schemas.openxmlformats.org/drawingml/2006/picture">
+                  <pic:nvPicPr>
+                    <pic:cNvPr id="13" name="stock-movement.png" descr="A screenshot of a computer&#10;&#10;Description automatically generated"/>
+                    <pic:cNvPicPr/>
+                  </pic:nvPicPr>
+                  <pic:blipFill>
+                    <a:blip r:embed="rId54"/>
+                    <a:stretch>
+                      <a:fillRect/>
+                    </a:stretch>
+                  </pic:blipFill>
+                  <pic:spPr>
+                    <a:xfrm>
+                      <a:off x="0" y="0"/>
+                      <a:ext cx="5486400" cy="3291840"/>
+                    </a:xfrm>
+                    <a:prstGeom prst="rect">
+                      <a:avLst/>
+                    </a:prstGeom>
+                  </pic:spPr>
+                </pic:pic>
+              </a:graphicData>
+            </a:graphic>
+          </wp:inline>
+        </w:drawing>
+      </w:r>
+    </w:p>
+    <w:p>
+      <w:pPr>
+        <w:jc w:val="center"/>
+      </w:pPr>
+      <w:r>
+        <w:rPr>
+          <w:rFonts w:ascii="Calibri" w:hAnsi="Calibri"/>
+          <w:sz w:val="21"/>
+        </w:rPr>
+        <w:t>Figure 6. Stock receipt form with transaction reason.</w:t>
+      </w:r>
+    </w:p>
+    <w:p>
+      <w:pPr>
+        <w:jc w:val="center"/>
+      </w:pPr>
+      <w:r>
+        <w:rPr>
+          <w:noProof/>
+        </w:rPr>
+        <w:lastRenderedPageBreak/>
+        <w:drawing>
+          <wp:inline distT="0" distB="0" distL="0" distR="0" wp14:anchorId="68228880" wp14:editId="6F0F641A">
+            <wp:extent cx="5486400" cy="3291840"/>
+            <wp:effectExtent l="0" t="0" r="0" b="0"/>
+            <wp:docPr id="14" name="activity-log.png" descr="A screenshot of a computer&#10;&#10;Description automatically generated"/>
+            <wp:cNvGraphicFramePr/>
+            <a:graphic xmlns:a="http://schemas.openxmlformats.org/drawingml/2006/main">
+              <a:graphicData uri="http://schemas.openxmlformats.org/drawingml/2006/picture">
+                <pic:pic xmlns:pic="http://schemas.openxmlformats.org/drawingml/2006/picture">
+                  <pic:nvPicPr>
+                    <pic:cNvPr id="14" name="activity-log.png" descr="A screenshot of a computer&#10;&#10;Description automatically generated"/>
+                    <pic:cNvPicPr/>
+                  </pic:nvPicPr>
+                  <pic:blipFill>
+                    <a:blip r:embed="rId55"/>
+                    <a:stretch>
+                      <a:fillRect/>
+                    </a:stretch>
+                  </pic:blipFill>
+                  <pic:spPr>
+                    <a:xfrm>
+                      <a:off x="0" y="0"/>
+                      <a:ext cx="5486400" cy="3291840"/>
+                    </a:xfrm>
+                    <a:prstGeom prst="rect">
+                      <a:avLst/>
+                    </a:prstGeom>
+                  </pic:spPr>
+                </pic:pic>
+              </a:graphicData>
+            </a:graphic>
+          </wp:inline>
+        </w:drawing>
+      </w:r>
+    </w:p>
+    <w:p>
+      <w:pPr>
+        <w:jc w:val="center"/>
+      </w:pPr>
+      <w:r>
+        <w:rPr>
+          <w:rFonts w:ascii="Calibri" w:hAnsi="Calibri"/>
+          <w:sz w:val="21"/>
+        </w:rPr>
         <w:t>Figure 7. Permanent stock-movement activity log.</w:t>
       </w:r>
     </w:p>
@@ -8268,7 +8331,7 @@
                     <pic:cNvPicPr/>
                   </pic:nvPicPr>
                   <pic:blipFill>
-                    <a:blip r:embed="rId54"/>
+                    <a:blip r:embed="rId56"/>
                     <a:stretch>
                       <a:fillRect/>
                     </a:stretch>
@@ -10049,8 +10112,8 @@
       </w:pPr>
     </w:p>
     <w:sectPr>
-      <w:headerReference w:type="default" r:id="rId55"/>
-      <w:footerReference w:type="default" r:id="rId56"/>
+      <w:headerReference w:type="default" r:id="rId57"/>
+      <w:footerReference w:type="default" r:id="rId58"/>
       <w:pgSz w:w="12240" w:h="15840"/>
       <w:pgMar w:top="1440" w:right="1350" w:bottom="1440" w:left="1440" w:header="270" w:footer="720" w:gutter="0"/>
       <w:cols w:space="720"/>
@@ -10163,7 +10226,7 @@
         </mc:Choice>
         <mc:Fallback>
           <w:pict>
-            <v:line w14:anchorId="6AB75212" id="Straight Connector 1" o:spid="_x0000_s1026" style="position:absolute;flip:y;z-index:251659264;visibility:visible;mso-wrap-style:square;mso-width-percent:0;mso-height-percent:0;mso-wrap-distance-left:9pt;mso-wrap-distance-top:0;mso-wrap-distance-right:9pt;mso-wrap-distance-bottom:0;mso-position-horizontal:absolute;mso-position-horizontal-relative:text;mso-position-vertical:absolute;mso-position-vertical-relative:text;mso-width-percent:0;mso-height-percent:0;mso-width-relative:margin;mso-height-relative:page" from="13.8pt,5.6pt" to="487.25pt,6.75pt" o:gfxdata="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" strokecolor="black [3213]">
+            <v:line w14:anchorId="5ED9992E" id="Straight Connector 1" o:spid="_x0000_s1026" style="position:absolute;flip:y;z-index:251659264;visibility:visible;mso-wrap-style:square;mso-width-percent:0;mso-height-percent:0;mso-wrap-distance-left:9pt;mso-wrap-distance-top:0;mso-wrap-distance-right:9pt;mso-wrap-distance-bottom:0;mso-position-horizontal:absolute;mso-position-horizontal-relative:text;mso-position-vertical:absolute;mso-position-vertical-relative:text;mso-width-percent:0;mso-height-percent:0;mso-width-relative:margin;mso-height-relative:page" from="13.8pt,5.6pt" to="487.25pt,6.75pt" o:gfxdata="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" strokecolor="black [3213]">
               <o:lock v:ext="edit" shapetype="f"/>
             </v:line>
           </w:pict>
